--- a/dpp-project/DPP数据建设_工具箱/07_数据采集指引.docx
+++ b/dpp-project/DPP数据建设_工具箱/07_数据采集指引.docx
@@ -44,7 +44,7 @@
           <w:color w:val="666666"/>
           <w:sz w:val="24"/>
         </w:rPr>
-        <w:t>从：守信财税 DPP项目组</w:t>
+        <w:t>从：财税 DPP项目组</w:t>
       </w:r>
     </w:p>
     <w:p>

--- a/dpp-project/DPP数据建设_工具箱/07_数据采集指引.docx
+++ b/dpp-project/DPP数据建设_工具箱/07_数据采集指引.docx
@@ -44,7 +44,7 @@
           <w:color w:val="666666"/>
           <w:sz w:val="24"/>
         </w:rPr>
-        <w:t>从：财税 DPP项目组</w:t>
+        <w:t>从： DPP项目组</w:t>
       </w:r>
     </w:p>
     <w:p>
@@ -167,7 +167,7 @@
           <w:color w:val="666666"/>
           <w:sz w:val="20"/>
         </w:rPr>
-        <w:t xml:space="preserve">  公司全称、注册地址、联系方式、工厂地址（与营业执照一致）</w:t>
+        <w:t xml:space="preserve">  公司全称、注册地址、</w:t>
       </w:r>
     </w:p>
     <w:p>
@@ -471,7 +471,7 @@
           <w:rFonts w:ascii="微软雅黑" w:hAnsi="微软雅黑" w:eastAsia="微软雅黑"/>
           <w:color w:val="1A237E"/>
         </w:rPr>
-        <w:t>三、供应商清单与联系方式</w:t>
+        <w:t>三、供应商清单与</w:t>
       </w:r>
     </w:p>
     <w:p>
@@ -609,7 +609,7 @@
                 <w:color w:val="FFFFFF"/>
                 <w:sz w:val="20"/>
               </w:rPr>
-              <w:t>联系方式</w:t>
+              <w:t/>
             </w:r>
           </w:p>
         </w:tc>
@@ -898,7 +898,7 @@
                 <w:color w:val="FFFFFF"/>
                 <w:sz w:val="20"/>
               </w:rPr>
-              <w:t>联系方式</w:t>
+              <w:t/>
             </w:r>
           </w:p>
         </w:tc>
